--- a/assets/resume.docx
+++ b/assets/resume.docx
@@ -107,7 +107,7 @@
           <w:sz w:val="20"/>
           <w:szCs w:val="22"/>
         </w:rPr>
-        <w:t>모델을 서비스로 만드는 구간에서 병목을 계측으로 찾아 지연과 처리량을 바꾸는 일을 합니다.</w:t>
+        <w:t>모델을 서비스로 올리는 단계에서 병목을 찾아 지연과 처리량을 개선하는 일을 합니다.</w:t>
       </w:r>
     </w:p>
     <w:p>
@@ -659,7 +659,7 @@
           <w:color w:val="000000"/>
           <w:sz w:val="20"/>
         </w:rPr>
-        <w:t>• 운영 고도화: vLLM(GPU)·Supertonic(CPU) 듀얼 엔진 — 장애 시 Circuit Breaker가 CPU 엔진으로 자동 폴백. 무중단 롤링 재배포 체계와 온보딩 가이드·운영 런북·장애복구 절차·성능 명세를 갖춰 운영 이관 가능 수준으로 정비</w:t>
+        <w:t>• 운영 고도화: vLLM(GPU)·Supertonic(CPU) 듀얼 엔진 — 장애 시 Circuit Breaker가 CPU 엔진으로 자동 폴백. 무중단 롤링 재배포 체계와 온보딩 가이드·운영 런북·장애복구 절차·성능 명세를 갖춰 다른 담당자가 이어받을 수 있도록 정리</w:t>
       </w:r>
       <w:proofErr w:type="spellEnd"/>
       <w:proofErr w:type="spellStart"/>
@@ -899,11 +899,11 @@
       <w:r>
         <w:rPr>
           <w:rFonts w:eastAsia="맑은 고딕" w:ascii="Calibri" w:hAnsi="Calibri" w:cs="Calibri"/>
-          <w:b/>
-          <w:color w:val="000000"/>
-          <w:sz w:val="20"/>
-        </w:rPr>
-        <w:t>• 기존 TTS 서비스의 운영과 품질을 맡아 QA·합성 결과 검수, 학습용 음성 데이터 정제, 사내 운영 테스트를 수행. 이 과정에서 확인한 한계가 다음 플랫폼(Qwen3-TTS)의 요구사항이 됨</w:t>
+          <w:b w:val="0"/>
+          <w:color w:val="000000"/>
+          <w:sz w:val="20"/>
+        </w:rPr>
+        <w:t>• 기존 TTS 서비스의 운영과 품질을 맡아 QA·합성 결과 검수, 학습용 음성 데이터 정제, 사내 운영 테스트를 수행. 이 과정에서 확인한 품질 문제를 다음 플랫폼(Qwen3-TTS) 설계에 반영</w:t>
       </w:r>
     </w:p>
     <w:p>
@@ -1443,7 +1443,7 @@
           <w:sz w:val="24"/>
           <w:szCs w:val="24"/>
         </w:rPr>
-        <w:t>개인 프로젝트 (주요 4종)  |  Jul 2026 – Present  |  github.com/ckc5800</w:t>
+        <w:t>개인 프로젝트 (주요 5종)  |  Jul 2026 – Present  |  github.com/ckc5800</w:t>
       </w:r>
       <w:proofErr w:type="gramStart"/>
       <w:r>
@@ -1516,6 +1516,38 @@
           <w:szCs w:val="22"/>
         </w:rPr>
         <w:t xml:space="preserve"> — LangGraph Corrective-RAG + 하이브리드 검색(FAISS·BM25 RRF). 평가셋을 10 → 140문항으로 늘려가며 검색/생성 분리 측정, 코퍼스 15.6배 확장 후에도 튜닝값 유지 확인 (140문항 84.3%). 채점기 결함을 찾아내 6%p 보정</w:t>
+      </w:r>
+      <w:proofErr w:type="spellStart"/>
+      <w:proofErr w:type="spellEnd"/>
+      <w:proofErr w:type="spellStart"/>
+      <w:proofErr w:type="spellEnd"/>
+    </w:p>
+    <w:p>
+      <w:pPr>
+        <w:keepLines/>
+        <w:spacing w:after="20" w:line="240" w:lineRule="auto"/>
+        <w:ind w:left="200" w:hanging="200"/>
+      </w:pPr>
+      <w:r>
+        <w:rPr>
+          <w:rFonts w:eastAsia="맑은 고딕" w:ascii="Calibri" w:hAnsi="Calibri" w:cs="Calibri"/>
+          <w:b/>
+          <w:bCs/>
+          <w:color w:val="000000"/>
+          <w:sz w:val="20"/>
+          <w:szCs w:val="22"/>
+        </w:rPr>
+        <w:t>• rag-preprocess-bench — 한국어 PDF 전처리(파싱·청킹)가 RAG 검색 품질에 미치는 영향 실측. 문서 64개·1,450p·질문 300개 · page-level hit@10 73.0 → 85.3%(+12.3pp). 채택 4건보다 기각 10건이 많았고 사유를 전부 기록 (docling 전면 교체 −8pp·추출 3시간, RapidOCR 폴백이 한국어를 중국어 모델로 읽어 효과 0)</w:t>
+      </w:r>
+      <w:r>
+        <w:rPr>
+          <w:rFonts w:eastAsia="맑은 고딕" w:ascii="Calibri" w:hAnsi="Calibri" w:cs="Calibri"/>
+          <w:b w:val="0"/>
+          <w:bCs/>
+          <w:color w:val="000000"/>
+          <w:sz w:val="20"/>
+          <w:szCs w:val="22"/>
+        </w:rPr>
       </w:r>
       <w:proofErr w:type="spellStart"/>
       <w:proofErr w:type="spellEnd"/>

--- a/assets/resume.docx
+++ b/assets/resume.docx
@@ -1537,17 +1537,18 @@
           <w:sz w:val="20"/>
           <w:szCs w:val="22"/>
         </w:rPr>
-        <w:t>• rag-preprocess-bench — 한국어 PDF 전처리(파싱·청킹)가 RAG 검색 품질에 미치는 영향 실측. 문서 64개·1,450p·질문 300개 · page-level hit@10 73.0 → 85.3%(+12.3pp). 채택 4건보다 기각 10건이 많았고 사유를 전부 기록 (docling 전면 교체 −8pp·추출 3시간, RapidOCR 폴백이 한국어를 중국어 모델로 읽어 효과 0)</w:t>
-      </w:r>
-      <w:r>
-        <w:rPr>
-          <w:rFonts w:eastAsia="맑은 고딕" w:ascii="Calibri" w:hAnsi="Calibri" w:cs="Calibri"/>
-          <w:b w:val="0"/>
-          <w:bCs/>
-          <w:color w:val="000000"/>
-          <w:sz w:val="20"/>
-          <w:szCs w:val="22"/>
-        </w:rPr>
+        <w:t>• rag-preprocess-bench</w:t>
+      </w:r>
+      <w:r>
+        <w:rPr>
+          <w:rFonts w:eastAsia="맑은 고딕" w:ascii="Calibri" w:hAnsi="Calibri" w:cs="Calibri"/>
+          <w:b w:val="0"/>
+          <w:bCs/>
+          <w:color w:val="000000"/>
+          <w:sz w:val="20"/>
+          <w:szCs w:val="22"/>
+        </w:rPr>
+        <w:t xml:space="preserve"> — 한국어 PDF 전처리(파싱·청킹)가 RAG 검색 품질에 미치는 영향 실측. 문서 64개·1,450p·질문 300개 · page-level hit@10 73.0 → 85.3%(+12.3pp). 채택 4건보다 기각 10건이 많았고 사유를 전부 기록 (docling 전면 교체 −8pp·추출 3시간, RapidOCR 폴백이 한국어를 중국어 모델로 읽어 효과 0)</w:t>
       </w:r>
       <w:proofErr w:type="spellStart"/>
       <w:proofErr w:type="spellEnd"/>

--- a/assets/resume.docx
+++ b/assets/resume.docx
@@ -300,7 +300,7 @@
           <w:sz w:val="20"/>
           <w:szCs w:val="22"/>
         </w:rPr>
-        <w:t>AIG 상담센터 STT</w:t>
+        <w:t>상담센터 STT</w:t>
       </w:r>
       <w:r>
         <w:rPr>
@@ -938,7 +938,7 @@
           <w:color w:val="000000"/>
           <w:sz w:val="20"/>
         </w:rPr>
-        <w:t>• AIG 상담센터의 대량 상담 전화를 실시간 처리해야 했으나 동시 채널이 부족했음 — 팀 내 배포·서빙 담당으로 Faster Whisper 기반 STT 엔진의 배포·운영과 구조 개선을 맡음</w:t>
+        <w:t>• 대형 보험사 상담센터의 대량 상담 전화를 실시간 처리해야 했으나 동시 채널이 부족했음 — 팀 내 배포·서빙 담당으로 Faster Whisper 기반 STT 엔진의 배포·운영과 구조 개선을 맡음</w:t>
       </w:r>
     </w:p>
     <w:p>

--- a/assets/resume.docx
+++ b/assets/resume.docx
@@ -1108,7 +1108,7 @@
           <w:color w:val="000000"/>
           <w:sz w:val="20"/>
         </w:rPr>
-        <w:t>• 관측 스택 5종을 단독 구축 — Prometheus 지표와 Grafana 대시보드로 20여 개 모델 상태를 한 화면에 모으고, AlertManager 경보로 사람이 발견하기 전에 장애를 알리도록 전환. 온프레미스라 Elasticsearch·Loki를 클러스터에 직접 설치·운영</w:t>
+        <w:t>• 관측 스택 5종을 단독 구축 — Prometheus 지표와 Grafana 대시보드로 20여 개 모델 상태를 한 화면에 모으고, AlertManager 경보로 사람이 발견하기 전에 장애를 알리도록 전환. 온프레미스라 Elasticsearch, Loki를 클러스터에 직접 설치·운영</w:t>
       </w:r>
     </w:p>
     <w:p>

--- a/assets/resume.docx
+++ b/assets/resume.docx
@@ -700,7 +700,7 @@
           <w:color w:val="000000"/>
           <w:sz w:val="20"/>
         </w:rPr>
-        <w:t>– 부하 테스트 3층 설계(스모크 → 순간 폭주 동시 4~256 → Poisson 도착 지속 부하) — Stream 기준 동시 256건까지 실패 없이 수용, 정상 부하 TTFB p50 70ms(p95 219ms), 최대 처리량 8.7 rps. 모델 경량화(1.7B → 0.6B) 후 재튜닝으로 burst p95 TTFB 0.5초(동시 15)·1초(동시 30)</w:t>
+        <w:t>– 부하 테스트 3층 설계(스모크 → 순간 폭주 동시 4~256 → Poisson 도착 지속 부하) — 256건이 같은 순간 도착하는 폭주에도 실패 0, 지속 부하 TTFB p50 70ms(p95 219ms)·최대 8.7 rps, 동시 스트림 수용 한계 36 실측. 모델 경량화(1.7B → 0.6B) 후 재튜닝으로 burst p95 TTFB 0.5초(동시 15)·1초(동시 30)</w:t>
       </w:r>
     </w:p>
     <w:p>

--- a/assets/resume.docx
+++ b/assets/resume.docx
@@ -700,7 +700,7 @@
           <w:color w:val="000000"/>
           <w:sz w:val="20"/>
         </w:rPr>
-        <w:t>– 부하 테스트 3층 설계(스모크 → 순간 폭주 동시 4~256 → Poisson 도착 지속 부하) — 256건이 같은 순간 도착하는 폭주에도 실패 0, 지속 부하 TTFB p50 70ms(p95 219ms)·최대 8.7 rps, 동시 스트림 수용 한계 36 실측. 모델 경량화(1.7B → 0.6B) 후 재튜닝으로 burst p95 TTFB 0.5초(동시 15)·1초(동시 30)</w:t>
+        <w:t>– 부하 테스트 3층 설계(스모크 → 순간 폭주 동시 4~256 → Poisson 도착 지속 부하) — 256건이 같은 순간 도착하는 폭주에도 실패 0, 지속 부하 TTFB p50 70ms(p95 219ms)·최대 8.7 rps (2026.07.20). 모델 경량화(1.7B → 0.6B) 후 재튜닝으로 burst p95 TTFB 0.5초(동시 15)·1초(동시 30), 동시 스트림 수용 한계 36</w:t>
       </w:r>
     </w:p>
     <w:p>

--- a/assets/resume.docx
+++ b/assets/resume.docx
@@ -753,33 +753,33 @@
           <w:color w:val="000000"/>
           <w:sz w:val="20"/>
         </w:rPr>
-        <w:t>• 오픈소스 기여 (vllm-project/vllm-omni) — 호스트 메모리 누수를 abort된 요청의 sender 상태 미회수로 규명, 최소 패치 A/B로 257 → 60 MiB/h (77% 감소) 검증</w:t>
-      </w:r>
-      <w:proofErr w:type="spellEnd"/>
-      <w:proofErr w:type="spellStart"/>
-      <w:proofErr w:type="spellEnd"/>
-      <w:proofErr w:type="spellStart"/>
-      <w:proofErr w:type="spellEnd"/>
-      <w:proofErr w:type="spellStart"/>
-      <w:proofErr w:type="spellEnd"/>
-      <w:proofErr w:type="spellStart"/>
-      <w:proofErr w:type="spellEnd"/>
-    </w:p>
-    <w:p>
-      <w:pPr>
-        <w:keepLines/>
-        <w:spacing w:after="20" w:line="240" w:lineRule="auto"/>
-        <w:ind w:left="200" w:hanging="200"/>
-      </w:pPr>
-      <w:proofErr w:type="spellStart"/>
-      <w:r>
-        <w:rPr>
-          <w:rFonts w:eastAsia="맑은 고딕" w:ascii="Calibri" w:hAnsi="Calibri" w:cs="Calibri"/>
-          <w:b w:val="0"/>
-          <w:color w:val="000000"/>
-          <w:sz w:val="20"/>
-        </w:rPr>
-        <w:t>• 부하·할당자·캐시가 다른 4개 구성에서 증가율은 13배 차이 나지만 abort당 36~56 KB로 일정한 불변량이 근거. 이슈 #6352 리포트 후 같은 원인의 기존 PR #4349에 검증 데이터 제공 — 작성자·리뷰어가 근거로 인용 (2026.09 기준 머지 대기)</w:t>
+        <w:t>• 메모리 누수 전수 조사 (vLLM-Omni 엔진) — 43시간 롱런에서 발견한 호스트 메모리 선형 증가를 원인 6건(abort 송신측 상태, KV 블록 리스트, SHM 키 장부, jemalloc 미연결, 취소 요청 장부, torch 문자열 unbox)으로 규명해 모두 수정. 230~258 → +0.03 MiB/h, 운영 서버 70시간 343만 건 실패 0·재시작 0, 부하 종료 시 1,025 MiB 반납으로 누수 없음 확정</w:t>
+      </w:r>
+      <w:proofErr w:type="spellEnd"/>
+      <w:proofErr w:type="spellStart"/>
+      <w:proofErr w:type="spellEnd"/>
+      <w:proofErr w:type="spellStart"/>
+      <w:proofErr w:type="spellEnd"/>
+      <w:proofErr w:type="spellStart"/>
+      <w:proofErr w:type="spellEnd"/>
+      <w:proofErr w:type="spellStart"/>
+      <w:proofErr w:type="spellEnd"/>
+    </w:p>
+    <w:p>
+      <w:pPr>
+        <w:keepLines/>
+        <w:spacing w:after="20" w:line="240" w:lineRule="auto"/>
+        <w:ind w:left="200" w:hanging="200"/>
+      </w:pPr>
+      <w:proofErr w:type="spellStart"/>
+      <w:r>
+        <w:rPr>
+          <w:rFonts w:eastAsia="맑은 고딕" w:ascii="Calibri" w:hAnsi="Calibri" w:cs="Calibri"/>
+          <w:b w:val="0"/>
+          <w:color w:val="000000"/>
+          <w:sz w:val="20"/>
+        </w:rPr>
+        <w:t>• 주 누수는 부하·할당자·캐시가 다른 4개 구성에서 증가율이 13배 달라도 abort당 36~56 KB로 일정한 불변량으로 특정(257 → 60 MiB/h). 잔여의 89%는 jemalloc 힙 프로파일 표집 보정으로 torch stable ABI 헤더까지 추적해 우회 패치. 이슈 #6352 리포트, 같은 원인의 기존 PR #4349에 검증 데이터 제공 — 작성자·리뷰어가 근거로 인용 (2026.09 기준 머지 대기)</w:t>
       </w:r>
       <w:proofErr w:type="spellEnd"/>
       <w:proofErr w:type="spellStart"/>

--- a/assets/resume.docx
+++ b/assets/resume.docx
@@ -1196,7 +1196,7 @@
           <w:sz w:val="20"/>
           <w:szCs w:val="22"/>
         </w:rPr>
-        <w:t>• Latent Diffusion 합성 데이터 (2023.09 ~ 2023.12) — 보안 제약으로 학습 데이터 확보가 어려운 국방 도메인에서 조건부 생성·LoRA로 합성 데이터를 만들어 실제 모델 학습에 투입, 데이터 부족을 보완할 수 있음을 검증 — 한국국방기술학회 우수논문상 (2023.11)</w:t>
+        <w:t>• Latent Diffusion 합성 데이터 (2023.09 ~ 2023.12) — 보안 제약으로 학습 데이터 확보가 어려운 국방 도메인에서 조건부 생성·LoRA로 합성 데이터 생성 — 웹 수집 전차 이미지 7,586장으로 새 이미지를 만들어 실제 데이터와 상당 부분 유사함을 확인(대체 수준은 아님) — 한국국방기술학회 우수논문상 (2023.11)</w:t>
       </w:r>
       <w:proofErr w:type="spellStart"/>
       <w:proofErr w:type="spellEnd"/>

--- a/assets/resume.docx
+++ b/assets/resume.docx
@@ -989,23 +989,23 @@
           <w:color w:val="000000"/>
           <w:sz w:val="20"/>
         </w:rPr>
-        <w:t>• 자사 메신저 제품의 영상통화 회의록·전사에 화자 구분이 필요해 Pyannote 사전 학습 모델을 평가하고 공개 데이터로 파인튜닝 시도</w:t>
-      </w:r>
-    </w:p>
-    <w:p>
-      <w:pPr>
-        <w:keepLines/>
-        <w:spacing w:after="20" w:line="240" w:lineRule="auto"/>
-        <w:ind w:left="200" w:hanging="200"/>
-      </w:pPr>
-      <w:r>
-        <w:rPr>
-          <w:rFonts w:eastAsia="맑은 고딕" w:ascii="Calibri" w:hAnsi="Calibri" w:cs="Calibri"/>
-          <w:b w:val="0"/>
-          <w:color w:val="000000"/>
-          <w:sz w:val="20"/>
-        </w:rPr>
-        <w:t>• 데이터 양·라벨 부족으로 DER 개선이 없어 미채택 — 판정 근거를 남기고 종료 (Pyannote, PyTorch)</w:t>
+        <w:t>• 자사 메신저 제품의 영상통화 회의록·전사에 화자 구분이 필요해 Pyannote 사전 학습 모델을 평가하고 데이터를 모아 파인튜닝 시도</w:t>
+      </w:r>
+    </w:p>
+    <w:p>
+      <w:pPr>
+        <w:keepLines/>
+        <w:spacing w:after="20" w:line="240" w:lineRule="auto"/>
+        <w:ind w:left="200" w:hanging="200"/>
+      </w:pPr>
+      <w:r>
+        <w:rPr>
+          <w:rFonts w:eastAsia="맑은 고딕" w:ascii="Calibri" w:hAnsi="Calibri" w:cs="Calibri"/>
+          <w:b w:val="0"/>
+          <w:color w:val="000000"/>
+          <w:sz w:val="20"/>
+        </w:rPr>
+        <w:t>• 사전 학습 모델 대비 DER 개선이 없어 미채택 — 판정 근거를 남기고 종료 (Pyannote, PyTorch)</w:t>
       </w:r>
     </w:p>
     <w:p>
@@ -1143,7 +1143,7 @@
           <w:color w:val="000000"/>
           <w:sz w:val="20"/>
         </w:rPr>
-        <w:t>• 대화 요약은 BART, 문서 요약은 T5로 나눠 개발. 한국어 대화-요약 쌍 수집·전처리부터 임베딩 모델 선정까지 학습 파이프라인을 직접 구축하고, 사전 학습 표현을 훼손하지 않는 R3F 정규화로 파인튜닝</w:t>
+        <w:t>• 대화 요약은 BART, 문서 요약은 T5로 나눠 개발. 한국어 대화-요약 쌍 수집·전처리부터 임베딩 모델 선정까지 학습 파이프라인을 직접 구축해 사내 메신저에 탑재</w:t>
       </w:r>
     </w:p>
     <w:p>
@@ -1196,29 +1196,29 @@
           <w:sz w:val="20"/>
           <w:szCs w:val="22"/>
         </w:rPr>
-        <w:t>• Latent Diffusion 합성 데이터 (2023.09 ~ 2023.12) — 보안 제약으로 학습 데이터 확보가 어려운 국방 도메인에서 조건부 생성·LoRA로 합성 데이터 생성 — 웹 수집 전차 이미지 7,586장으로 새 이미지를 만들어 실제 데이터와 상당 부분 유사함을 확인(대체 수준은 아님) — 한국국방기술학회 우수논문상 (2023.11)</w:t>
-      </w:r>
-      <w:proofErr w:type="spellStart"/>
-      <w:proofErr w:type="spellEnd"/>
-      <w:proofErr w:type="spellStart"/>
-      <w:proofErr w:type="spellEnd"/>
-    </w:p>
-    <w:p>
-      <w:pPr>
-        <w:keepLines/>
-        <w:spacing w:after="20" w:line="240" w:lineRule="auto"/>
-        <w:ind w:left="200" w:hanging="200"/>
-      </w:pPr>
-      <w:r>
-        <w:rPr>
-          <w:rFonts w:eastAsia="맑은 고딕" w:ascii="Calibri" w:hAnsi="Calibri" w:cs="Calibri"/>
-          <w:b w:val="0"/>
-          <w:bCs/>
-          <w:color w:val="000000"/>
-          <w:sz w:val="20"/>
-          <w:szCs w:val="22"/>
-        </w:rPr>
-        <w:t>• 전차 탐지 모델 (2023.01 ~ 2023.08) — YOLOv5/v8 기반. 조도·각도·배경 증강과 하이퍼파라미터 튜닝으로 정찰·드론 영상의 환경 변화에도 탐지가 유지되도록 강건성 확보</w:t>
+        <w:t>• Latent Diffusion 합성 데이터 (2023.09 ~ 2023.12) — 보안 제약으로 학습 데이터 확보가 어려운 국방 도메인에서 Latent Diffusion으로 전차 이미지 생성 실험 — 웹 수집 전차 이미지 7,586장으로 새 이미지를 만들어 실제 데이터와 상당 부분 유사함을 확인(대체 수준은 아님) — 한국국방기술학회 우수논문상 (2023.11)</w:t>
+      </w:r>
+      <w:proofErr w:type="spellStart"/>
+      <w:proofErr w:type="spellEnd"/>
+      <w:proofErr w:type="spellStart"/>
+      <w:proofErr w:type="spellEnd"/>
+    </w:p>
+    <w:p>
+      <w:pPr>
+        <w:keepLines/>
+        <w:spacing w:after="20" w:line="240" w:lineRule="auto"/>
+        <w:ind w:left="200" w:hanging="200"/>
+      </w:pPr>
+      <w:r>
+        <w:rPr>
+          <w:rFonts w:eastAsia="맑은 고딕" w:ascii="Calibri" w:hAnsi="Calibri" w:cs="Calibri"/>
+          <w:b w:val="0"/>
+          <w:bCs/>
+          <w:color w:val="000000"/>
+          <w:sz w:val="20"/>
+          <w:szCs w:val="22"/>
+        </w:rPr>
+        <w:t>• 전차 탐지 모델 (2023.01 ~ 2023.08) — 국방 도메인 이미지에서 전차를 자동 탐지하는 모델 개발</w:t>
       </w:r>
       <w:proofErr w:type="spellStart"/>
       <w:proofErr w:type="spellEnd"/>
@@ -1314,7 +1314,7 @@
           <w:sz w:val="20"/>
           <w:szCs w:val="22"/>
         </w:rPr>
-        <w:t>• 금융 데이터 크롤링·정제·검증·저장까지 자동화 파이프라인을 구축해 수작업 수집을 대체 (Python, Pandas, SQL)</w:t>
+        <w:t>• 금융 데이터 수집·전처리 파이프라인 구축 (Python)</w:t>
       </w:r>
       <w:proofErr w:type="spellStart"/>
       <w:proofErr w:type="spellEnd"/>

--- a/assets/resume.docx
+++ b/assets/resume.docx
@@ -1143,23 +1143,23 @@
           <w:color w:val="000000"/>
           <w:sz w:val="20"/>
         </w:rPr>
-        <w:t>• 대화 요약은 BART, 문서 요약은 T5로 나눠 개발. 한국어 대화-요약 쌍 수집·전처리부터 임베딩 모델 선정까지 학습 파이프라인을 직접 구축해 사내 메신저에 탑재</w:t>
-      </w:r>
-    </w:p>
-    <w:p>
-      <w:pPr>
-        <w:keepLines/>
-        <w:spacing w:after="20" w:line="240" w:lineRule="auto"/>
-        <w:ind w:left="200" w:hanging="200"/>
-      </w:pPr>
-      <w:r>
-        <w:rPr>
-          <w:rFonts w:eastAsia="맑은 고딕" w:ascii="Calibri" w:hAnsi="Calibri" w:cs="Calibri"/>
-          <w:b w:val="0"/>
-          <w:color w:val="000000"/>
-          <w:sz w:val="20"/>
-        </w:rPr>
-        <w:t>• ROUGE와 사내 인원 휴먼 평가를 품질 지표로 사용. 사내 메신저(전 직원 약 300명)에 실제 적용해 긴 공지를 한 줄로 줄이고 업무 대화를 2초대에 요약 (BART, T5, Hugging Face, PyTorch)</w:t>
+        <w:t>• 대화 요약은 BART, 문서 요약은 T5로 나눠 개발. 대화-요약 쌍 데이터 수집과 ROUGE·사내 휴먼 평가를 평가 계획으로 설계</w:t>
+      </w:r>
+    </w:p>
+    <w:p>
+      <w:pPr>
+        <w:keepLines/>
+        <w:spacing w:after="20" w:line="240" w:lineRule="auto"/>
+        <w:ind w:left="200" w:hanging="200"/>
+      </w:pPr>
+      <w:r>
+        <w:rPr>
+          <w:rFonts w:eastAsia="맑은 고딕" w:ascii="Calibri" w:hAnsi="Calibri" w:cs="Calibri"/>
+          <w:b w:val="0"/>
+          <w:color w:val="000000"/>
+          <w:sz w:val="20"/>
+        </w:rPr>
+        <w:t>• 사내 메신저(전 직원 약 300명)에 실제 적용해 긴 공지를 한 줄로 줄이고 업무 대화를 2초대에 요약 (BART, T5, Hugging Face, PyTorch)</w:t>
       </w:r>
     </w:p>
     <w:p>
@@ -1648,7 +1648,7 @@
           <w:sz w:val="20"/>
           <w:szCs w:val="22"/>
         </w:rPr>
-        <w:t xml:space="preserve"> — 센서 이상탐지 + LLM 진단 파이프라인. NASA C-MAPSS 검증 — 고장 전 경보 94/100대, RUL 오차(MAE) 12.9사이클(30사이클 전 기준)</w:t>
+        <w:t xml:space="preserve"> — 센서 이상탐지 + LLM 진단 파이프라인. NASA C-MAPSS 4개 셋에서 자명한 대조군과 비교 — 경보 유효율 93.6~98.0%(오탐 0~0.9%), 공식 test 셋 RUL MAE 15.8~23.0사이클</w:t>
       </w:r>
       <w:proofErr w:type="spellStart"/>
       <w:r>

--- a/assets/resume.docx
+++ b/assets/resume.docx
@@ -903,7 +903,7 @@
           <w:color w:val="000000"/>
           <w:sz w:val="20"/>
         </w:rPr>
-        <w:t>• 기존 TTS 서비스의 운영과 품질을 맡아 QA·합성 결과 검수, 학습용 음성 데이터 정제, 사내 운영 테스트를 수행. 이 과정에서 확인한 품질 문제를 다음 플랫폼(Qwen3-TTS) 설계에 반영</w:t>
+        <w:t>• 기존 TTS 서비스의 운영과 품질을 맡아 합성 결과 QA, TTS 학습 데이터 정제, ZipVoice 모델 학습, 사내 운영 테스트를 수행</w:t>
       </w:r>
     </w:p>
     <w:p>

--- a/assets/resume.docx
+++ b/assets/resume.docx
@@ -734,7 +734,7 @@
           <w:sz w:val="20"/>
           <w:szCs w:val="22"/>
         </w:rPr>
-        <w:t>• 핵심 엔지니어링 7건 — 전면 백색소음 장애(SSE JSON이 PCM으로 재생), CPU 스파이크(ReDoS 가드가 치환마다 재생성), 팝 노이즈(PCM 홀수 바이트 정렬), 스토리지 누수, 세션 보안, ITN 토크나이저, WAV 헤더 단일화 — 원인 규명 과정은 포트폴리오에 정리</w:t>
+        <w:t>• 핵심 엔지니어링 7건 — 전면 백색소음 장애(SSE JSON이 PCM으로 재생), CPU 스파이크(ReDoS 가드가 치환마다 재생성), 팝 노이즈(PCM 홀수 바이트 정렬), 스토리지 누수, 세션 보안, ITN 정규화, WAV 헤더 단일화 — 원인 규명 과정은 포트폴리오에 정리</w:t>
       </w:r>
       <w:proofErr w:type="spellStart"/>
       <w:proofErr w:type="spellEnd"/>

--- a/assets/resume.docx
+++ b/assets/resume.docx
@@ -1240,7 +1240,7 @@
           <w:sz w:val="20"/>
           <w:szCs w:val="22"/>
         </w:rPr>
-        <w:t>• 3D 시맨틱 세그멘테이션 (2022.08 ~ 2022.12) — LiDAR·카메라 센서 퓨전 Trans-Unet 설계. 제1저자 논문 2편(한국자동차공학회), 제1발명자 특허 등록 2건</w:t>
+        <w:t>• 3D 시맨틱 세그멘테이션 (2022.08 ~ 2022.12) — LiDAR·카메라 센서 퓨전 Trans-Unet 설계 — 2D MIoU 31.94%(단일 모달의 약 2배). 제1저자 논문 2편(한국자동차공학회), 제1발명자 특허 등록 2건</w:t>
       </w:r>
       <w:proofErr w:type="spellStart"/>
       <w:proofErr w:type="spellEnd"/>

--- a/assets/resume.docx
+++ b/assets/resume.docx
@@ -633,7 +633,7 @@
           <w:color w:val="000000"/>
           <w:sz w:val="20"/>
         </w:rPr>
-        <w:t>• 기능 확장: 참조 음성 5초로 화자 목소리를 복제하는 기능 구현. OpenAI TTS API 호환 인터페이스로 외부 서비스가 코드 수정 없이 연동되도록 구성</w:t>
+        <w:t>• 기능 확장: 참조 음성 3~10초로 화자 목소리를 복제하는 기능 구현. OpenAI TTS API 호환 인터페이스로 외부 서비스가 코드 수정 없이 연동되도록 구성</w:t>
       </w:r>
       <w:proofErr w:type="spellEnd"/>
       <w:proofErr w:type="spellStart"/>
@@ -716,7 +716,7 @@
           <w:color w:val="000000"/>
           <w:sz w:val="20"/>
         </w:rPr>
-        <w:t>– 32개 언어 지원 단일 플랫폼 (vLLM 10 + Supertonic 22)  |  ITN 정규화 정확도 50.1% → 70.9% (검증셋 기준)</w:t>
+        <w:t>– 32개 언어 지원 단일 플랫폼 (vLLM 10 · Supertonic 31 · 중복 제외 32)  |  ITN 정규화 정확도 50.1% → 70.9% (검증셋 기준)</w:t>
       </w:r>
     </w:p>
     <w:p>

--- a/assets/resume.docx
+++ b/assets/resume.docx
@@ -716,7 +716,7 @@
           <w:color w:val="000000"/>
           <w:sz w:val="20"/>
         </w:rPr>
-        <w:t>– 32개 언어 지원 단일 플랫폼 (vLLM 10 · Supertonic 31 · 중복 제외 32)  |  ITN 정규화 정확도 50.1% → 70.9% (검증셋 기준)</w:t>
+        <w:t>– 32개 언어 지원 단일 플랫폼 (vLLM 10 · Supertonic 31)  |  ITN 정규화 정확도 50.1% → 70.9% (검증셋 기준)</w:t>
       </w:r>
     </w:p>
     <w:p>
@@ -1240,7 +1240,7 @@
           <w:sz w:val="20"/>
           <w:szCs w:val="22"/>
         </w:rPr>
-        <w:t>• 3D 시맨틱 세그멘테이션 (2022.08 ~ 2022.12) — LiDAR·카메라 센서 퓨전 Trans-Unet 설계 — 2D MIoU 31.94%(단일 모달의 약 2배). 제1저자 논문 2편(한국자동차공학회), 제1발명자 특허 등록 2건</w:t>
+        <w:t>• 3D 시맨틱 세그멘테이션 (2022.08 ~ 2022.12) — LiDAR·카메라 센서 퓨전 Trans-Unet 설계 — 2D MIoU 31.94%(단일 모달 2배). 제1저자 논문 2편(한국자동차공학회), 제1발명자 특허 등록 2건</w:t>
       </w:r>
       <w:proofErr w:type="spellStart"/>
       <w:proofErr w:type="spellEnd"/>

--- a/assets/resume.docx
+++ b/assets/resume.docx
@@ -1515,7 +1515,7 @@
           <w:sz w:val="20"/>
           <w:szCs w:val="22"/>
         </w:rPr>
-        <w:t xml:space="preserve"> — LangGraph Corrective-RAG + 하이브리드 검색(FAISS·BM25 RRF). 평가셋을 10 → 140문항으로 늘려가며 검색/생성 분리 측정, 코퍼스 15.6배 확장 후에도 튜닝값 유지 확인 (140문항 84.3%). 채점기 결함을 찾아내 6%p 보정</w:t>
+        <w:t xml:space="preserve"> — LangGraph Corrective-RAG + 하이브리드 검색(FAISS·BM25 RRF). 평가셋을 10 → 140문항으로 늘려가며 검색/생성 분리 측정, 코퍼스 15.6배 확장 후에도 튜닝값 유지 확인 (140문항 80.7·81.4%, 2회). 채점기 결함을 찾아내 6%p 보정</w:t>
       </w:r>
       <w:proofErr w:type="spellStart"/>
       <w:proofErr w:type="spellEnd"/>

--- a/assets/resume.docx
+++ b/assets/resume.docx
@@ -1648,7 +1648,7 @@
           <w:sz w:val="20"/>
           <w:szCs w:val="22"/>
         </w:rPr>
-        <w:t xml:space="preserve"> — 센서 이상탐지 + LLM 진단 파이프라인. NASA C-MAPSS 4개 셋에서 자명한 대조군과 비교 — 경보 유효율 93.6~98.0%(오탐 0~0.9%), 공식 test 셋 RUL MAE 15.8~23.0사이클</w:t>
+        <w:t xml:space="preserve"> — 센서 이상탐지 + LLM 진단 파이프라인. NASA C-MAPSS 4개 셋에서 자명한 대조군과 비교 — 경보 유효율 93.6~98.0%(오탐 0~0.9%), 공식 test 셋 RUL MAE 15.8~23.0사이클. 비용축 선택(경보 없음 대비 90% 절감)과 위험-커버리지 곡선까지 측정</w:t>
       </w:r>
       <w:proofErr w:type="spellStart"/>
       <w:r>

--- a/assets/resume.docx
+++ b/assets/resume.docx
@@ -1580,7 +1580,7 @@
           <w:sz w:val="20"/>
           <w:szCs w:val="22"/>
         </w:rPr>
-        <w:t xml:space="preserve"> — 포트폴리오 조회용 MCP 서버·클라이언트 양쪽 구현 (FastMCP, 의존성 2개)</w:t>
+        <w:t xml:space="preserve"> — 포트폴리오 조회용 MCP 서버·클라이언트 양쪽 구현 (read-only 도구 10종·리소스·프롬프트, 의존성 2개, 도구 조합 평가 20문항)</w:t>
       </w:r>
       <w:proofErr w:type="spellStart"/>
       <w:r>

--- a/assets/resume.docx
+++ b/assets/resume.docx
@@ -607,7 +607,7 @@
           <w:color w:val="000000"/>
           <w:sz w:val="20"/>
         </w:rPr>
-        <w:t>• 시스템 아키텍처: vLLM 추론 엔진 위에 FastAPI 게이트웨이, Redis 캐싱·분산락, React 관리자 대시보드까지 전 구간 설계·개발. 긴 텍스트를 문장 단위로 나눠 첫 문장부터 WebSocket으로 내보내는 스트리밍 구조로 첫 소리까지의 대기를 단축</w:t>
+        <w:t>• 시스템 아키텍처: vLLM 추론 엔진 위에 FastAPI 게이트웨이, Redis 캐싱·분산락, React 관리자 대시보드까지 전 구간 설계·개발. 긴 텍스트를 문장 단위로 쪼개 첫 문장부터 WebSocket 으로 스트리밍</w:t>
       </w:r>
       <w:proofErr w:type="spellEnd"/>
       <w:proofErr w:type="spellStart"/>
@@ -659,7 +659,7 @@
           <w:color w:val="000000"/>
           <w:sz w:val="20"/>
         </w:rPr>
-        <w:t>• 운영 고도화: vLLM(GPU)·Supertonic(CPU) 듀얼 엔진 — 장애 시 Circuit Breaker가 CPU 엔진으로 자동 폴백. 무중단 롤링 재배포 체계와 온보딩 가이드·운영 런북·장애복구 절차·성능 명세를 갖춰 다른 담당자가 이어받을 수 있도록 정리</w:t>
+        <w:t>• 운영 고도화: vLLM(GPU)·Supertonic(CPU) 듀얼 엔진 — 장애 시 Circuit Breaker 가 CPU 엔진으로 자동 폴백. 무중단 롤링 재배포와 온보딩·런북·장애복구·성능 명세로 인수인계 가능 상태 유지</w:t>
       </w:r>
       <w:proofErr w:type="spellEnd"/>
       <w:proofErr w:type="spellStart"/>
@@ -700,7 +700,7 @@
           <w:color w:val="000000"/>
           <w:sz w:val="20"/>
         </w:rPr>
-        <w:t>– 부하 테스트 3층 설계(스모크 → 순간 폭주 동시 4~256 → Poisson 도착 지속 부하) — 256건이 같은 순간 도착하는 폭주에도 실패 0, 지속 부하 TTFB p50 70ms(p95 219ms)·최대 8.7 rps (2026.07.20). 모델 경량화(1.7B → 0.6B) 후 재튜닝으로 burst p95 TTFB 0.5초(동시 15)·1초(동시 30), 동시 스트림 수용 한계 36</w:t>
+        <w:t>– 부하 테스트 3층 설계(스모크 → 순간 폭주 동시 4~256 → Poisson 지속 부하) — 폭주 256건이 같은 순간 도착해도 실패 0, 지속 부하 TTFB p50 70ms·최대 8.7 rps. 경량화(1.7B → 0.6B) 재튜닝 후 burst p95 0.5초(동시 15)·1초(동시 30), 동시 스트림 한계 36</w:t>
       </w:r>
     </w:p>
     <w:p>
@@ -716,6 +716,22 @@
           <w:color w:val="000000"/>
           <w:sz w:val="20"/>
         </w:rPr>
+        <w:t>– Latency: 지표를 헤더 도착(TTFB)에서 실제 재생 시작으로 교체한 뒤, SDK 읽기 버퍼(오디오 683ms 분량)와 스트림 홀드백(615ms)을 분리해 첫 소리 426 → 114ms (73% 단축)</w:t>
+      </w:r>
+    </w:p>
+    <w:p>
+      <w:pPr>
+        <w:keepLines/>
+        <w:spacing w:after="20" w:line="240" w:lineRule="auto"/>
+        <w:ind w:left="640" w:hanging="200"/>
+      </w:pPr>
+      <w:r>
+        <w:rPr>
+          <w:rFonts w:eastAsia="맑은 고딕" w:ascii="Calibri" w:hAnsi="Calibri" w:cs="Calibri"/>
+          <w:b w:val="0"/>
+          <w:color w:val="000000"/>
+          <w:sz w:val="20"/>
+        </w:rPr>
         <w:t>– 32개 언어 지원 단일 플랫폼 (vLLM 10 · Supertonic 31)  |  ITN 정규화 정확도 50.1% → 70.9% (검증셋 기준)</w:t>
       </w:r>
     </w:p>
@@ -779,7 +795,7 @@
           <w:color w:val="000000"/>
           <w:sz w:val="20"/>
         </w:rPr>
-        <w:t>• 주 누수는 부하·할당자·캐시가 다른 4개 구성에서 증가율이 13배 달라도 abort당 36~56 KB로 일정한 불변량으로 특정(257 → 60 MiB/h). 잔여의 89%는 jemalloc 힙 프로파일 표집 보정으로 torch stable ABI 헤더까지 추적해 우회 패치. 이슈 #6352 리포트, 같은 원인의 기존 PR #4349에 검증 데이터 제공 — 작성자·리뷰어가 근거로 인용 (2026.09 기준 머지 대기)</w:t>
+        <w:t>• 주 누수는 부하·할당자·캐시가 다른 4개 구성에서 증가율이 13배 달라도 abort당 36~56 KB로 일정한 불변량으로 특정(257 → 60 MiB/h). 잔여 89%는 jemalloc 힙 프로파일로 torch stable ABI 헤더까지 추적해 우회. 이슈 #6352 리포트, 기존 PR #4349에 검증 데이터 제공 — 작성자·리뷰어가 근거로 인용 (머지 대기)</w:t>
       </w:r>
       <w:proofErr w:type="spellEnd"/>
       <w:proofErr w:type="spellStart"/>

--- a/assets/resume.docx
+++ b/assets/resume.docx
@@ -750,7 +750,7 @@
           <w:sz w:val="20"/>
           <w:szCs w:val="22"/>
         </w:rPr>
-        <w:t>• 핵심 엔지니어링 7건 — 전면 백색소음 장애(SSE JSON이 PCM으로 재생), CPU 스파이크(ReDoS 가드가 치환마다 재생성), 팝 노이즈(PCM 홀수 바이트 정렬), 스토리지 누수, 세션 보안, ITN 정규화, WAV 헤더 단일화 — 원인 규명 과정은 포트폴리오에 정리</w:t>
+        <w:t>• 핵심 엔지니어링 9건 — 전면 백색소음 장애(SSE JSON이 PCM으로 재생), CPU 스파이크(ReDoS 가드가 치환마다 재생성), 팝 노이즈(PCM 홀수 바이트 정렬), 스토리지 누수, 세션 보안, ITN 정규화, WAV 헤더 단일화, 스트림 집단 절단 오진, HTTP tail 지연 — 원인 규명 과정은 포트폴리오에 정리</w:t>
       </w:r>
       <w:proofErr w:type="spellStart"/>
       <w:proofErr w:type="spellEnd"/>

--- a/assets/resume.docx
+++ b/assets/resume.docx
@@ -700,7 +700,7 @@
           <w:color w:val="000000"/>
           <w:sz w:val="20"/>
         </w:rPr>
-        <w:t>– 부하 테스트 3층 설계(스모크 → 순간 폭주 동시 4~256 → Poisson 지속 부하) — 폭주 256건이 같은 순간 도착해도 실패 0, 지속 부하 TTFB p50 70ms·최대 8.7 rps. 경량화(1.7B → 0.6B) 재튜닝 후 burst p95 0.5초(동시 15)·1초(동시 30), 동시 스트림 한계 36</w:t>
+        <w:t>– 부하 테스트 3층 설계(스모크 → 순간 폭주 동시 4~256 → Poisson 지속 부하) — 폭주 256건 동시 도착에도 실패 0, 지속 부하 TTFB p50 70ms·최대 8.7 rps. 경량화(1.7B → 0.6B) 후 burst p95 0.5초(동시 15)·1초(동시 30), 동시 스트림 한계 36</w:t>
       </w:r>
     </w:p>
     <w:p>
@@ -750,52 +750,46 @@
           <w:sz w:val="20"/>
           <w:szCs w:val="22"/>
         </w:rPr>
-        <w:t>• 핵심 엔지니어링 9건 — 전면 백색소음 장애(SSE JSON이 PCM으로 재생), CPU 스파이크(ReDoS 가드가 치환마다 재생성), 팝 노이즈(PCM 홀수 바이트 정렬), 스토리지 누수, 세션 보안, ITN 정규화, WAV 헤더 단일화, 스트림 집단 절단 오진, HTTP tail 지연 — 원인 규명 과정은 포트폴리오에 정리</w:t>
-      </w:r>
-      <w:proofErr w:type="spellStart"/>
-      <w:proofErr w:type="spellEnd"/>
-    </w:p>
-    <w:p>
-      <w:pPr>
-        <w:keepLines/>
-        <w:spacing w:after="20" w:line="240" w:lineRule="auto"/>
-        <w:ind w:left="200" w:hanging="200"/>
-      </w:pPr>
-      <w:proofErr w:type="spellStart"/>
-      <w:r>
-        <w:rPr>
-          <w:rFonts w:eastAsia="맑은 고딕" w:ascii="Calibri" w:hAnsi="Calibri" w:cs="Calibri"/>
-          <w:b w:val="0"/>
-          <w:color w:val="000000"/>
-          <w:sz w:val="20"/>
-        </w:rPr>
-        <w:t>• 메모리 누수 전수 조사 (vLLM-Omni 엔진) — 43시간 롱런에서 발견한 호스트 메모리 선형 증가를 원인 6건(abort 송신측 상태, KV 블록 리스트, SHM 키 장부, jemalloc 미연결, 취소 요청 장부, torch 문자열 unbox)으로 규명해 모두 수정. 230~258 → +0.03 MiB/h, 운영 서버 70시간 343만 건 실패 0·재시작 0, 부하 종료 시 1,025 MiB 반납으로 누수 없음 확정</w:t>
-      </w:r>
-      <w:proofErr w:type="spellEnd"/>
-      <w:proofErr w:type="spellStart"/>
-      <w:proofErr w:type="spellEnd"/>
-      <w:proofErr w:type="spellStart"/>
-      <w:proofErr w:type="spellEnd"/>
-      <w:proofErr w:type="spellStart"/>
-      <w:proofErr w:type="spellEnd"/>
-      <w:proofErr w:type="spellStart"/>
-      <w:proofErr w:type="spellEnd"/>
-    </w:p>
-    <w:p>
-      <w:pPr>
-        <w:keepLines/>
-        <w:spacing w:after="20" w:line="240" w:lineRule="auto"/>
-        <w:ind w:left="200" w:hanging="200"/>
-      </w:pPr>
-      <w:proofErr w:type="spellStart"/>
-      <w:r>
-        <w:rPr>
-          <w:rFonts w:eastAsia="맑은 고딕" w:ascii="Calibri" w:hAnsi="Calibri" w:cs="Calibri"/>
-          <w:b w:val="0"/>
-          <w:color w:val="000000"/>
-          <w:sz w:val="20"/>
-        </w:rPr>
-        <w:t>• 주 누수는 부하·할당자·캐시가 다른 4개 구성에서 증가율이 13배 달라도 abort당 36~56 KB로 일정한 불변량으로 특정(257 → 60 MiB/h). 잔여 89%는 jemalloc 힙 프로파일로 torch stable ABI 헤더까지 추적해 우회. 이슈 #6352 리포트, 기존 PR #4349에 검증 데이터 제공 — 작성자·리뷰어가 근거로 인용 (머지 대기)</w:t>
+        <w:t>• 핵심 엔지니어링 9건 — 전면 백색소음 장애(SSE JSON이 PCM으로 재생), CPU 스파이크(ReDoS 가드), 팝 노이즈(PCM 정렬), 스트림 집단 절단 오진 등 — 원인 규명 과정은 포트폴리오에 정리</w:t>
+      </w:r>
+      <w:proofErr w:type="spellStart"/>
+      <w:proofErr w:type="spellEnd"/>
+    </w:p>
+    <w:p>
+      <w:pPr>
+        <w:keepLines/>
+        <w:spacing w:after="20" w:line="240" w:lineRule="auto"/>
+        <w:ind w:left="200" w:hanging="200"/>
+      </w:pPr>
+      <w:r>
+        <w:rPr>
+          <w:rFonts w:ascii="Calibri" w:eastAsia="맑은 고딕" w:hAnsi="Calibri" w:cs="Calibri"/>
+          <w:b w:val="0"/>
+          <w:bCs/>
+          <w:color w:val="000000"/>
+          <w:sz w:val="20"/>
+          <w:szCs w:val="22"/>
+        </w:rPr>
+        <w:t>• 품질·조직 체계 — 도메인 11종을 하루 3회 로테이션 심층 점검하는 에이전트 러너 운영(2026.08~09 · 51회 · 리포트 54건 · HIGH 34). 결함은 실행으로 확증하고 스스로 기각한 가설 63건까지 기록, 회귀 핀으로 유닛 206 → 264개. 90일 커밋 1,256건 전수 1인 작성 실측을 근거로 2인 체제 R&amp;R·인수인계서 작성</w:t>
+      </w:r>
+      <w:proofErr w:type="spellStart"/>
+      <w:proofErr w:type="spellEnd"/>
+    </w:p>
+    <w:p>
+      <w:pPr>
+        <w:keepLines/>
+        <w:spacing w:after="20" w:line="240" w:lineRule="auto"/>
+        <w:ind w:left="200" w:hanging="200"/>
+      </w:pPr>
+      <w:proofErr w:type="spellStart"/>
+      <w:r>
+        <w:rPr>
+          <w:rFonts w:eastAsia="맑은 고딕" w:ascii="Calibri" w:hAnsi="Calibri" w:cs="Calibri"/>
+          <w:b w:val="0"/>
+          <w:color w:val="000000"/>
+          <w:sz w:val="20"/>
+        </w:rPr>
+        <w:t>• 메모리 누수 전수 조사 (vLLM-Omni 엔진) — 43시간 롱런의 호스트 메모리 선형 증가를 원인 6건으로 규명해 모두 수정(230~258 → +0.03 MiB/h, 운영 70시간 343만 건 실패 0). 주 누수는 구성 4종에서 증가율이 13배 달라도 abort당 36~56 KB로 일정한 불변량으로 특정(257 → 60 MiB/h), 잔여 89%는 jemalloc 힙 프로파일로 추적해 우회. 이슈 #6352·PR #4349에 검증 데이터 제공</w:t>
       </w:r>
       <w:proofErr w:type="spellEnd"/>
       <w:proofErr w:type="spellStart"/>

--- a/assets/resume.docx
+++ b/assets/resume.docx
@@ -770,7 +770,7 @@
           <w:sz w:val="20"/>
           <w:szCs w:val="22"/>
         </w:rPr>
-        <w:t>• 품질·조직 체계 — 도메인 11종을 하루 3회 로테이션 심층 점검하는 에이전트 러너 운영(2026.08~09 · 51회 · 리포트 54건 · HIGH 34). 결함은 실행으로 확증하고 스스로 기각한 가설 63건까지 기록, 회귀 핀으로 유닛 206 → 264개. 90일 커밋 1,256건 전수 1인 작성 실측을 근거로 2인 체제 R&amp;R·인수인계서 작성</w:t>
+        <w:t>• 품질·조직 체계 — 도메인 11종을 하루 3회 로테이션 심층 점검하는 에이전트 러너 운영(2026.08~09 · 리포트 53건 · 집계 51회분 HIGH 34). 결함은 실행으로 확증하고 스스로 기각한 가설 63건까지 기록, 회귀 핀으로 유닛 206 → 264개. 90일 커밋 1,256건 전수 1인 작성 실측을 근거로 2인 체제 R&amp;R·인수인계서 작성</w:t>
       </w:r>
       <w:proofErr w:type="spellStart"/>
       <w:proofErr w:type="spellEnd"/>

--- a/assets/resume.docx
+++ b/assets/resume.docx
@@ -633,7 +633,7 @@
           <w:color w:val="000000"/>
           <w:sz w:val="20"/>
         </w:rPr>
-        <w:t>• 기능 확장: 참조 음성 3~10초로 화자 목소리를 복제하는 기능 구현. OpenAI TTS API 호환 인터페이스로 외부 서비스가 코드 수정 없이 연동되도록 구성</w:t>
+        <w:t>• 기능 확장: 참조 음성 3~10초 화자 복제, OpenAI·Soniox 호환 인터페이스로 외부 서비스가 코드 수정 없이 연동, ITN 정규화 정확도 50.1% → 70.9%(검증셋)</w:t>
       </w:r>
       <w:proofErr w:type="spellEnd"/>
       <w:proofErr w:type="spellStart"/>
@@ -700,7 +700,7 @@
           <w:color w:val="000000"/>
           <w:sz w:val="20"/>
         </w:rPr>
-        <w:t>– 부하 테스트 3층 설계(스모크 → 순간 폭주 동시 4~256 → Poisson 지속 부하) — 폭주 256건 동시 도착에도 실패 0, 지속 부하 TTFB p50 70ms·최대 8.7 rps. 경량화(1.7B → 0.6B) 후 burst p95 0.5초(동시 15)·1초(동시 30), 동시 스트림 한계 36</w:t>
+        <w:t>– 부하 테스트 3층(스모크 → 순간 폭주 4~256 → Poisson 지속) — 폭주 256건 실패 0, 지속 부하 TTFB p50 70ms·최대 8.7 rps (2026.07)</w:t>
       </w:r>
     </w:p>
     <w:p>
@@ -716,6 +716,22 @@
           <w:color w:val="000000"/>
           <w:sz w:val="20"/>
         </w:rPr>
+        <w:t>– Capacity: 혼합 16음성 최대 동시 처리 16 → 52(첫 오디오 p95 ≤1초) — 레버별 교대 A/B(temperature 0.9 −37~41% 등), 동시 24 기준 973 → 554ms(−43%), 8시간 소크 45.3만 건 불량 0.02%</w:t>
+      </w:r>
+    </w:p>
+    <w:p>
+      <w:pPr>
+        <w:keepLines/>
+        <w:spacing w:after="20" w:line="240" w:lineRule="auto"/>
+        <w:ind w:left="640" w:hanging="200"/>
+      </w:pPr>
+      <w:r>
+        <w:rPr>
+          <w:rFonts w:eastAsia="맑은 고딕" w:ascii="Calibri" w:hAnsi="Calibri" w:cs="Calibri"/>
+          <w:b w:val="0"/>
+          <w:color w:val="000000"/>
+          <w:sz w:val="20"/>
+        </w:rPr>
         <w:t>– Latency: 지표를 헤더 도착(TTFB)에서 실제 재생 시작으로 교체한 뒤, SDK 읽기 버퍼(오디오 683ms 분량)와 스트림 홀드백(615ms)을 분리해 첫 소리 426 → 114ms (73% 단축)</w:t>
       </w:r>
     </w:p>
@@ -723,73 +739,57 @@
       <w:pPr>
         <w:keepLines/>
         <w:spacing w:after="20" w:line="240" w:lineRule="auto"/>
-        <w:ind w:left="640" w:hanging="200"/>
-      </w:pPr>
-      <w:r>
-        <w:rPr>
-          <w:rFonts w:eastAsia="맑은 고딕" w:ascii="Calibri" w:hAnsi="Calibri" w:cs="Calibri"/>
-          <w:b w:val="0"/>
-          <w:color w:val="000000"/>
-          <w:sz w:val="20"/>
-        </w:rPr>
-        <w:t>– 32개 언어 지원 단일 플랫폼 (vLLM 10 · Supertonic 31)  |  ITN 정규화 정확도 50.1% → 70.9% (검증셋 기준)</w:t>
-      </w:r>
-    </w:p>
-    <w:p>
-      <w:pPr>
-        <w:keepLines/>
-        <w:spacing w:after="20" w:line="240" w:lineRule="auto"/>
-        <w:ind w:left="200" w:hanging="200"/>
-      </w:pPr>
-      <w:r>
-        <w:rPr>
-          <w:rFonts w:ascii="Calibri" w:eastAsia="맑은 고딕" w:hAnsi="Calibri" w:cs="Calibri"/>
-          <w:b w:val="0"/>
-          <w:bCs/>
-          <w:color w:val="000000"/>
-          <w:sz w:val="20"/>
-          <w:szCs w:val="22"/>
-        </w:rPr>
-        <w:t>• 핵심 엔지니어링 9건 — 전면 백색소음 장애(SSE JSON이 PCM으로 재생), CPU 스파이크(ReDoS 가드), 팝 노이즈(PCM 정렬), 스트림 집단 절단 오진 등 — 원인 규명 과정은 포트폴리오에 정리</w:t>
-      </w:r>
-      <w:proofErr w:type="spellStart"/>
-      <w:proofErr w:type="spellEnd"/>
-    </w:p>
-    <w:p>
-      <w:pPr>
-        <w:keepLines/>
-        <w:spacing w:after="20" w:line="240" w:lineRule="auto"/>
-        <w:ind w:left="200" w:hanging="200"/>
-      </w:pPr>
-      <w:r>
-        <w:rPr>
-          <w:rFonts w:ascii="Calibri" w:eastAsia="맑은 고딕" w:hAnsi="Calibri" w:cs="Calibri"/>
-          <w:b w:val="0"/>
-          <w:bCs/>
-          <w:color w:val="000000"/>
-          <w:sz w:val="20"/>
-          <w:szCs w:val="22"/>
-        </w:rPr>
-        <w:t>• 품질·조직 체계 — 도메인 11종을 하루 3회 로테이션 심층 점검하는 에이전트 러너 운영(2026.08~09 · 리포트 53건 · 집계 51회분 HIGH 34). 결함은 실행으로 확증하고 스스로 기각한 가설 63건까지 기록, 회귀 핀으로 유닛 206 → 264개. 90일 커밋 1,256건 전수 1인 작성 실측을 근거로 2인 체제 R&amp;R·인수인계서 작성</w:t>
-      </w:r>
-      <w:proofErr w:type="spellStart"/>
-      <w:proofErr w:type="spellEnd"/>
-    </w:p>
-    <w:p>
-      <w:pPr>
-        <w:keepLines/>
-        <w:spacing w:after="20" w:line="240" w:lineRule="auto"/>
-        <w:ind w:left="200" w:hanging="200"/>
-      </w:pPr>
-      <w:proofErr w:type="spellStart"/>
-      <w:r>
-        <w:rPr>
-          <w:rFonts w:eastAsia="맑은 고딕" w:ascii="Calibri" w:hAnsi="Calibri" w:cs="Calibri"/>
-          <w:b w:val="0"/>
-          <w:color w:val="000000"/>
-          <w:sz w:val="20"/>
-        </w:rPr>
-        <w:t>• 메모리 누수 전수 조사 (vLLM-Omni 엔진) — 43시간 롱런의 호스트 메모리 선형 증가를 원인 6건으로 규명해 모두 수정(230~258 → +0.03 MiB/h, 운영 70시간 343만 건 실패 0). 주 누수는 구성 4종에서 증가율이 13배 달라도 abort당 36~56 KB로 일정한 불변량으로 특정(257 → 60 MiB/h), 잔여 89%는 jemalloc 힙 프로파일로 추적해 우회. 이슈 #6352·PR #4349에 검증 데이터 제공</w:t>
+        <w:ind w:left="200" w:hanging="200"/>
+      </w:pPr>
+      <w:r>
+        <w:rPr>
+          <w:rFonts w:ascii="Calibri" w:eastAsia="맑은 고딕" w:hAnsi="Calibri" w:cs="Calibri"/>
+          <w:b w:val="0"/>
+          <w:bCs/>
+          <w:color w:val="000000"/>
+          <w:sz w:val="20"/>
+          <w:szCs w:val="22"/>
+        </w:rPr>
+        <w:t>• 핵심 엔지니어링 9건 — 전면 백색소음 장애·ReDoS 가드 CPU 스파이크·PCM 정렬 팝 노이즈·스트림 집단 절단 오진 등, 원인 규명 과정은 포트폴리오에 정리</w:t>
+      </w:r>
+      <w:proofErr w:type="spellStart"/>
+      <w:proofErr w:type="spellEnd"/>
+    </w:p>
+    <w:p>
+      <w:pPr>
+        <w:keepLines/>
+        <w:spacing w:after="20" w:line="240" w:lineRule="auto"/>
+        <w:ind w:left="200" w:hanging="200"/>
+      </w:pPr>
+      <w:r>
+        <w:rPr>
+          <w:rFonts w:ascii="Calibri" w:eastAsia="맑은 고딕" w:hAnsi="Calibri" w:cs="Calibri"/>
+          <w:b w:val="0"/>
+          <w:bCs/>
+          <w:color w:val="000000"/>
+          <w:sz w:val="20"/>
+          <w:szCs w:val="22"/>
+        </w:rPr>
+        <w:t>• 품질·조직 체계 — 도메인 11종 하루 3회 로테이션 심층 점검 에이전트 러너 운영(2026.08~10 · 리포트 89건 · HIGH 39). 결함은 실행으로 확증, 기각한 가설 75건까지 기록. 결함 502건을 현재 코드와 재대조해 수정률 11%를 실측(유닛 206 → 511). 90일 커밋 1,256건 1인 작성을 근거로 2인 체제 R&amp;R·인수인계서 작성</w:t>
+      </w:r>
+      <w:proofErr w:type="spellStart"/>
+      <w:proofErr w:type="spellEnd"/>
+    </w:p>
+    <w:p>
+      <w:pPr>
+        <w:keepLines/>
+        <w:spacing w:after="20" w:line="240" w:lineRule="auto"/>
+        <w:ind w:left="200" w:hanging="200"/>
+      </w:pPr>
+      <w:proofErr w:type="spellStart"/>
+      <w:r>
+        <w:rPr>
+          <w:rFonts w:eastAsia="맑은 고딕" w:ascii="Calibri" w:hAnsi="Calibri" w:cs="Calibri"/>
+          <w:b w:val="0"/>
+          <w:color w:val="000000"/>
+          <w:sz w:val="20"/>
+        </w:rPr>
+        <w:t>• 메모리 누수 전수 조사 (vLLM-Omni) — 43시간 롱런의 선형 증가를 원인 6건으로 규명·전부 수정(230~258 → +0.03 MiB/h, 운영 70시간 343만 건 실패 0). 주 누수는 증가율이 13배 다른 4개 구성에서도 abort당 36~56 KB로 일정한 불변량으로 특정, 잔여 89%는 jemalloc 힙 프로파일로 추적. 이슈 #6352·PR #4349에 검증 데이터 제공</w:t>
       </w:r>
       <w:proofErr w:type="spellEnd"/>
       <w:proofErr w:type="spellStart"/>

--- a/assets/resume.docx
+++ b/assets/resume.docx
@@ -590,216 +590,192 @@
           <w:color w:val="000000"/>
           <w:sz w:val="20"/>
         </w:rPr>
-        <w:t>• 배경: 상담센터를 타깃으로 제안할 자사 TTS 솔루션을 신규 구축 — 기존 시스템 교체가 아니라 제품을 처음부터 만드는 과제. 모델 선정(1.7B → 0.6B)부터 아키텍처 설계·최적화·배포·운영까지 전 구간 단독 수행, 고객사 PoC·시연 진행</w:t>
-      </w:r>
-    </w:p>
-    <w:p>
-      <w:pPr>
-        <w:keepLines/>
-        <w:spacing w:after="20" w:line="240" w:lineRule="auto"/>
-        <w:ind w:left="200" w:hanging="200"/>
-      </w:pPr>
-      <w:proofErr w:type="spellStart"/>
-      <w:r>
-        <w:rPr>
-          <w:rFonts w:eastAsia="맑은 고딕" w:ascii="Calibri" w:hAnsi="Calibri" w:cs="Calibri"/>
-          <w:b w:val="0"/>
-          <w:color w:val="000000"/>
-          <w:sz w:val="20"/>
-        </w:rPr>
-        <w:t>• 시스템 아키텍처: vLLM 추론 엔진 위에 FastAPI 게이트웨이, Redis 캐싱·분산락, React 관리자 대시보드까지 전 구간 설계·개발. 긴 텍스트를 문장 단위로 쪼개 첫 문장부터 WebSocket 으로 스트리밍</w:t>
-      </w:r>
-      <w:proofErr w:type="spellEnd"/>
-      <w:proofErr w:type="spellStart"/>
-      <w:proofErr w:type="spellEnd"/>
-      <w:proofErr w:type="spellStart"/>
-      <w:proofErr w:type="spellEnd"/>
-      <w:proofErr w:type="spellStart"/>
-      <w:proofErr w:type="spellEnd"/>
-      <w:proofErr w:type="spellStart"/>
-      <w:proofErr w:type="spellEnd"/>
-    </w:p>
-    <w:p>
-      <w:pPr>
-        <w:keepLines/>
-        <w:spacing w:after="20" w:line="240" w:lineRule="auto"/>
-        <w:ind w:left="200" w:hanging="200"/>
-      </w:pPr>
-      <w:proofErr w:type="spellStart"/>
-      <w:r>
-        <w:rPr>
-          <w:rFonts w:eastAsia="맑은 고딕" w:ascii="Calibri" w:hAnsi="Calibri" w:cs="Calibri"/>
-          <w:b w:val="0"/>
-          <w:color w:val="000000"/>
-          <w:sz w:val="20"/>
-        </w:rPr>
-        <w:t>• 기능 확장: 참조 음성 3~10초 화자 복제, OpenAI·Soniox 호환 인터페이스로 외부 서비스가 코드 수정 없이 연동, ITN 정규화 정확도 50.1% → 70.9%(검증셋)</w:t>
-      </w:r>
-      <w:proofErr w:type="spellEnd"/>
-      <w:proofErr w:type="spellStart"/>
-      <w:proofErr w:type="spellEnd"/>
-      <w:proofErr w:type="spellStart"/>
-      <w:proofErr w:type="spellEnd"/>
-      <w:proofErr w:type="spellStart"/>
-      <w:proofErr w:type="spellEnd"/>
-      <w:proofErr w:type="spellStart"/>
-      <w:proofErr w:type="spellEnd"/>
-    </w:p>
-    <w:p>
-      <w:pPr>
-        <w:keepLines/>
-        <w:spacing w:after="20" w:line="240" w:lineRule="auto"/>
-        <w:ind w:left="200" w:hanging="200"/>
-      </w:pPr>
-      <w:proofErr w:type="spellStart"/>
-      <w:r>
-        <w:rPr>
-          <w:rFonts w:eastAsia="맑은 고딕" w:ascii="Calibri" w:hAnsi="Calibri" w:cs="Calibri"/>
-          <w:b w:val="0"/>
-          <w:color w:val="000000"/>
-          <w:sz w:val="20"/>
-        </w:rPr>
-        <w:t>• 운영 고도화: vLLM(GPU)·Supertonic(CPU) 듀얼 엔진 — 장애 시 Circuit Breaker 가 CPU 엔진으로 자동 폴백. 무중단 롤링 재배포와 온보딩·런북·장애복구·성능 명세로 인수인계 가능 상태 유지</w:t>
-      </w:r>
-      <w:proofErr w:type="spellEnd"/>
-      <w:proofErr w:type="spellStart"/>
-      <w:proofErr w:type="spellEnd"/>
-      <w:proofErr w:type="spellStart"/>
-      <w:proofErr w:type="spellEnd"/>
-      <w:proofErr w:type="spellStart"/>
-      <w:proofErr w:type="spellEnd"/>
-      <w:proofErr w:type="spellStart"/>
-      <w:proofErr w:type="spellEnd"/>
-    </w:p>
-    <w:p>
-      <w:pPr>
-        <w:keepLines/>
-        <w:spacing w:after="20" w:line="240" w:lineRule="auto"/>
-        <w:ind w:left="200" w:hanging="200"/>
-      </w:pPr>
-      <w:r>
-        <w:rPr>
-          <w:rFonts w:eastAsia="맑은 고딕" w:ascii="Calibri" w:hAnsi="Calibri" w:cs="Calibri"/>
-          <w:b w:val="0"/>
-          <w:color w:val="000000"/>
-          <w:sz w:val="20"/>
-        </w:rPr>
-        <w:t>• 성과 (KPI) — Throughput: 최대 안정치 0.73 → 3.09 rps (4.2배). “1.7 rps가 천장”이라던 사내 결론을 버전×executor 2×2 전수 벤치로 반증 (1.7 → 3.09 rps, +80%)</w:t>
-      </w:r>
-    </w:p>
-    <w:p>
-      <w:pPr>
-        <w:keepLines/>
-        <w:spacing w:after="20" w:line="240" w:lineRule="auto"/>
-        <w:ind w:left="640" w:hanging="200"/>
-      </w:pPr>
-      <w:r>
-        <w:rPr>
-          <w:rFonts w:eastAsia="맑은 고딕" w:ascii="Calibri" w:hAnsi="Calibri" w:cs="Calibri"/>
-          <w:b w:val="0"/>
-          <w:color w:val="000000"/>
-          <w:sz w:val="20"/>
-        </w:rPr>
-        <w:t>– 부하 테스트 3층(스모크 → 순간 폭주 4~256 → Poisson 지속) — 폭주 256건 실패 0, 지속 부하 TTFB p50 70ms·최대 8.7 rps (2026.07)</w:t>
-      </w:r>
-    </w:p>
-    <w:p>
-      <w:pPr>
-        <w:keepLines/>
-        <w:spacing w:after="20" w:line="240" w:lineRule="auto"/>
-        <w:ind w:left="640" w:hanging="200"/>
-      </w:pPr>
-      <w:r>
-        <w:rPr>
-          <w:rFonts w:eastAsia="맑은 고딕" w:ascii="Calibri" w:hAnsi="Calibri" w:cs="Calibri"/>
-          <w:b w:val="0"/>
-          <w:color w:val="000000"/>
-          <w:sz w:val="20"/>
-        </w:rPr>
-        <w:t>– Capacity: 혼합 16음성 최대 동시 처리 16 → 52(첫 오디오 p95 ≤1초) — 레버별 교대 A/B(temperature 0.9 −37~41% 등), 동시 24 기준 973 → 554ms(−43%), 8시간 소크 45.3만 건 불량 0.02%</w:t>
-      </w:r>
-    </w:p>
-    <w:p>
-      <w:pPr>
-        <w:keepLines/>
-        <w:spacing w:after="20" w:line="240" w:lineRule="auto"/>
-        <w:ind w:left="640" w:hanging="200"/>
-      </w:pPr>
-      <w:r>
-        <w:rPr>
-          <w:rFonts w:eastAsia="맑은 고딕" w:ascii="Calibri" w:hAnsi="Calibri" w:cs="Calibri"/>
-          <w:b w:val="0"/>
-          <w:color w:val="000000"/>
-          <w:sz w:val="20"/>
-        </w:rPr>
-        <w:t>– Latency: 지표를 헤더 도착(TTFB)에서 실제 재생 시작으로 교체한 뒤, SDK 읽기 버퍼(오디오 683ms 분량)와 스트림 홀드백(615ms)을 분리해 첫 소리 426 → 114ms (73% 단축)</w:t>
-      </w:r>
-    </w:p>
-    <w:p>
-      <w:pPr>
-        <w:keepLines/>
-        <w:spacing w:after="20" w:line="240" w:lineRule="auto"/>
-        <w:ind w:left="200" w:hanging="200"/>
-      </w:pPr>
-      <w:r>
-        <w:rPr>
-          <w:rFonts w:ascii="Calibri" w:eastAsia="맑은 고딕" w:hAnsi="Calibri" w:cs="Calibri"/>
-          <w:b w:val="0"/>
-          <w:bCs/>
-          <w:color w:val="000000"/>
-          <w:sz w:val="20"/>
-          <w:szCs w:val="22"/>
-        </w:rPr>
-        <w:t>• 핵심 엔지니어링 9건 — 전면 백색소음 장애·ReDoS 가드 CPU 스파이크·PCM 정렬 팝 노이즈·스트림 집단 절단 오진 등, 원인 규명 과정은 포트폴리오에 정리</w:t>
-      </w:r>
-      <w:proofErr w:type="spellStart"/>
-      <w:proofErr w:type="spellEnd"/>
-    </w:p>
-    <w:p>
-      <w:pPr>
-        <w:keepLines/>
-        <w:spacing w:after="20" w:line="240" w:lineRule="auto"/>
-        <w:ind w:left="200" w:hanging="200"/>
-      </w:pPr>
-      <w:r>
-        <w:rPr>
-          <w:rFonts w:ascii="Calibri" w:eastAsia="맑은 고딕" w:hAnsi="Calibri" w:cs="Calibri"/>
-          <w:b w:val="0"/>
-          <w:bCs/>
-          <w:color w:val="000000"/>
-          <w:sz w:val="20"/>
-          <w:szCs w:val="22"/>
-        </w:rPr>
-        <w:t>• 품질·조직 체계 — 도메인 11종 하루 3회 로테이션 심층 점검 에이전트 러너 운영(2026.08~10 · 리포트 89건 · HIGH 39). 결함은 실행으로 확증, 기각한 가설 75건까지 기록. 결함 502건을 현재 코드와 재대조해 수정률 11%를 실측(유닛 206 → 511). 90일 커밋 1,256건 1인 작성을 근거로 2인 체제 R&amp;R·인수인계서 작성</w:t>
-      </w:r>
-      <w:proofErr w:type="spellStart"/>
-      <w:proofErr w:type="spellEnd"/>
-    </w:p>
-    <w:p>
-      <w:pPr>
-        <w:keepLines/>
-        <w:spacing w:after="20" w:line="240" w:lineRule="auto"/>
-        <w:ind w:left="200" w:hanging="200"/>
-      </w:pPr>
-      <w:proofErr w:type="spellStart"/>
-      <w:r>
-        <w:rPr>
-          <w:rFonts w:eastAsia="맑은 고딕" w:ascii="Calibri" w:hAnsi="Calibri" w:cs="Calibri"/>
-          <w:b w:val="0"/>
-          <w:color w:val="000000"/>
-          <w:sz w:val="20"/>
-        </w:rPr>
-        <w:t>• 메모리 누수 전수 조사 (vLLM-Omni) — 43시간 롱런의 선형 증가를 원인 6건으로 규명·전부 수정(230~258 → +0.03 MiB/h, 운영 70시간 343만 건 실패 0). 주 누수는 증가율이 13배 다른 4개 구성에서도 abort당 36~56 KB로 일정한 불변량으로 특정, 잔여 89%는 jemalloc 힙 프로파일로 추적. 이슈 #6352·PR #4349에 검증 데이터 제공</w:t>
-      </w:r>
-      <w:proofErr w:type="spellEnd"/>
-      <w:proofErr w:type="spellStart"/>
-      <w:proofErr w:type="spellEnd"/>
-      <w:proofErr w:type="spellStart"/>
-      <w:proofErr w:type="spellEnd"/>
-      <w:proofErr w:type="spellStart"/>
-      <w:proofErr w:type="spellEnd"/>
-      <w:proofErr w:type="spellStart"/>
-      <w:proofErr w:type="spellEnd"/>
+        <w:t>• 배경: 상담센터용 자사 TTS 솔루션을 신규 구축 — 모델 선정(1.7B → 0.6B)부터 설계·최적화·배포·운영까지 전 구간 단독 수행, 고객사 PoC·시연</w:t>
+      </w:r>
+    </w:p>
+    <w:p>
+      <w:pPr>
+        <w:keepLines/>
+        <w:spacing w:after="20" w:line="240" w:lineRule="auto"/>
+        <w:ind w:left="200" w:hanging="200"/>
+      </w:pPr>
+      <w:r>
+        <w:rPr>
+          <w:rFonts w:eastAsia="맑은 고딕" w:ascii="Calibri" w:hAnsi="Calibri" w:cs="Calibri"/>
+          <w:b w:val="0"/>
+          <w:color w:val="000000"/>
+          <w:sz w:val="20"/>
+        </w:rPr>
+        <w:t xml:space="preserve">• </w:t>
+      </w:r>
+      <w:r>
+        <w:rPr>
+          <w:rFonts w:eastAsia="맑은 고딕" w:ascii="Calibri" w:hAnsi="Calibri" w:cs="Calibri"/>
+          <w:b/>
+          <w:color w:val="000000"/>
+          <w:sz w:val="20"/>
+        </w:rPr>
+        <w:t>처리량 4.2배 (0.73 → 3.09 rps)</w:t>
+      </w:r>
+      <w:r>
+        <w:rPr>
+          <w:rFonts w:eastAsia="맑은 고딕" w:ascii="Calibri" w:hAnsi="Calibri" w:cs="Calibri"/>
+          <w:b w:val="0"/>
+          <w:color w:val="000000"/>
+          <w:sz w:val="20"/>
+        </w:rPr>
+        <w:t xml:space="preserve"> — "1.7 rps가 천장"이던 사내 결론을 버전×executor 2×2 전수 벤치로 반증. 3층 부하 테스트에서 폭주 256건 실패 0·지속 부하 최대 8.7 rps</w:t>
+      </w:r>
+    </w:p>
+    <w:p>
+      <w:pPr>
+        <w:keepLines/>
+        <w:spacing w:after="20" w:line="240" w:lineRule="auto"/>
+        <w:ind w:left="200" w:hanging="200"/>
+      </w:pPr>
+      <w:r>
+        <w:rPr>
+          <w:rFonts w:eastAsia="맑은 고딕" w:ascii="Calibri" w:hAnsi="Calibri" w:cs="Calibri"/>
+          <w:b w:val="0"/>
+          <w:color w:val="000000"/>
+          <w:sz w:val="20"/>
+        </w:rPr>
+        <w:t xml:space="preserve">• </w:t>
+      </w:r>
+      <w:r>
+        <w:rPr>
+          <w:rFonts w:eastAsia="맑은 고딕" w:ascii="Calibri" w:hAnsi="Calibri" w:cs="Calibri"/>
+          <w:b/>
+          <w:color w:val="000000"/>
+          <w:sz w:val="20"/>
+        </w:rPr>
+        <w:t>동시 처리 16 → 52</w:t>
+      </w:r>
+      <w:r>
+        <w:rPr>
+          <w:rFonts w:eastAsia="맑은 고딕" w:ascii="Calibri" w:hAnsi="Calibri" w:cs="Calibri"/>
+          <w:b w:val="0"/>
+          <w:color w:val="000000"/>
+          <w:sz w:val="20"/>
+        </w:rPr>
+        <w:t xml:space="preserve"> (혼합 16음성·첫 오디오 p95 ≤1초) — 레버별 몫을 교대 A/B로 분리(temperature 0.9 −37~41% 등), 동시 24 기준 973 → 554ms(−43%), 8시간 소크 45.3만 건 불량 0.02%</w:t>
+      </w:r>
+    </w:p>
+    <w:p>
+      <w:pPr>
+        <w:keepLines/>
+        <w:spacing w:after="20" w:line="240" w:lineRule="auto"/>
+        <w:ind w:left="200" w:hanging="200"/>
+      </w:pPr>
+      <w:r>
+        <w:rPr>
+          <w:rFonts w:eastAsia="맑은 고딕" w:ascii="Calibri" w:hAnsi="Calibri" w:cs="Calibri"/>
+          <w:b w:val="0"/>
+          <w:color w:val="000000"/>
+          <w:sz w:val="20"/>
+        </w:rPr>
+        <w:t xml:space="preserve">• </w:t>
+      </w:r>
+      <w:r>
+        <w:rPr>
+          <w:rFonts w:eastAsia="맑은 고딕" w:ascii="Calibri" w:hAnsi="Calibri" w:cs="Calibri"/>
+          <w:b/>
+          <w:color w:val="000000"/>
+          <w:sz w:val="20"/>
+        </w:rPr>
+        <w:t>첫 소리 426 → 114ms (73% 단축)</w:t>
+      </w:r>
+      <w:r>
+        <w:rPr>
+          <w:rFonts w:eastAsia="맑은 고딕" w:ascii="Calibri" w:hAnsi="Calibri" w:cs="Calibri"/>
+          <w:b w:val="0"/>
+          <w:color w:val="000000"/>
+          <w:sz w:val="20"/>
+        </w:rPr>
+        <w:t xml:space="preserve"> — 지표를 헤더 도착(TTFB)에서 실제 재생 시작으로 바꾸자 드러난 SDK 읽기 버퍼(오디오 683ms 분량)와 스트림 홀드백(615ms)을 분리</w:t>
+      </w:r>
+    </w:p>
+    <w:p>
+      <w:pPr>
+        <w:keepLines/>
+        <w:spacing w:after="20" w:line="240" w:lineRule="auto"/>
+        <w:ind w:left="200" w:hanging="200"/>
+      </w:pPr>
+      <w:r>
+        <w:rPr>
+          <w:rFonts w:eastAsia="맑은 고딕" w:ascii="Calibri" w:hAnsi="Calibri" w:cs="Calibri"/>
+          <w:b w:val="0"/>
+          <w:color w:val="000000"/>
+          <w:sz w:val="20"/>
+        </w:rPr>
+        <w:t xml:space="preserve">• </w:t>
+      </w:r>
+      <w:r>
+        <w:rPr>
+          <w:rFonts w:eastAsia="맑은 고딕" w:ascii="Calibri" w:hAnsi="Calibri" w:cs="Calibri"/>
+          <w:b/>
+          <w:color w:val="000000"/>
+          <w:sz w:val="20"/>
+        </w:rPr>
+        <w:t>메모리 누수 230~258 → +0.03 MiB/h</w:t>
+      </w:r>
+      <w:r>
+        <w:rPr>
+          <w:rFonts w:eastAsia="맑은 고딕" w:ascii="Calibri" w:hAnsi="Calibri" w:cs="Calibri"/>
+          <w:b w:val="0"/>
+          <w:color w:val="000000"/>
+          <w:sz w:val="20"/>
+        </w:rPr>
+        <w:t xml:space="preserve"> — 43시간 롱런의 선형 증가를 원인 6건으로 규명·전부 수정, 운영 70시간 343만 건 실패 0. 주 누수는 증가율이 13배 다른 4개 구성에서도 abort당 36~56 KB로 일정한 불변량으로 특정, vLLM-Omni 이슈 #6352·PR #4349에 검증 데이터 제공</w:t>
+      </w:r>
+    </w:p>
+    <w:p>
+      <w:pPr>
+        <w:keepLines/>
+        <w:spacing w:after="20" w:line="240" w:lineRule="auto"/>
+        <w:ind w:left="200" w:hanging="200"/>
+      </w:pPr>
+      <w:r>
+        <w:rPr>
+          <w:rFonts w:eastAsia="맑은 고딕" w:ascii="Calibri" w:hAnsi="Calibri" w:cs="Calibri"/>
+          <w:b w:val="0"/>
+          <w:color w:val="000000"/>
+          <w:sz w:val="20"/>
+        </w:rPr>
+        <w:t>• 구축: vLLM(GPU)·Supertonic(CPU) 듀얼 엔진 위에 FastAPI 게이트웨이·Redis 캐싱/분산락·React 대시보드 — 문장 단위 WebSocket 스트리밍, Circuit Breaker 폴백, 무중단 롤링 재배포</w:t>
+      </w:r>
+    </w:p>
+    <w:p>
+      <w:pPr>
+        <w:keepLines/>
+        <w:spacing w:after="20" w:line="240" w:lineRule="auto"/>
+        <w:ind w:left="200" w:hanging="200"/>
+      </w:pPr>
+      <w:r>
+        <w:rPr>
+          <w:rFonts w:eastAsia="맑은 고딕" w:ascii="Calibri" w:hAnsi="Calibri" w:cs="Calibri"/>
+          <w:b w:val="0"/>
+          <w:color w:val="000000"/>
+          <w:sz w:val="20"/>
+        </w:rPr>
+        <w:t>• 기능: 참조 음성 3~10초 화자 복제, OpenAI·Soniox 호환 인터페이스로 외부 서비스가 코드 수정 없이 연동, ITN 정규화 정확도 50.1% → 70.9%(검증셋)</w:t>
+      </w:r>
+    </w:p>
+    <w:p>
+      <w:pPr>
+        <w:keepLines/>
+        <w:spacing w:after="20" w:line="240" w:lineRule="auto"/>
+        <w:ind w:left="200" w:hanging="200"/>
+      </w:pPr>
+      <w:r>
+        <w:rPr>
+          <w:rFonts w:eastAsia="맑은 고딕" w:ascii="Calibri" w:hAnsi="Calibri" w:cs="Calibri"/>
+          <w:b w:val="0"/>
+          <w:color w:val="000000"/>
+          <w:sz w:val="20"/>
+        </w:rPr>
+        <w:t>• 자가 점검·조직 — 도메인 11종을 하루 3회 로테이션 점검하는 에이전트 러너 운영(리포트 89건·HIGH 39), 결함은 실행으로 확증하고 기각 가설 75건까지 기록. 결함 502건 재대조로 수정률 11% 실측(유닛 206 → 511). 90일 커밋 1,256건 1인 작성을 근거로 2인 체제 R&amp;R·인수인계서 작성</w:t>
+      </w:r>
     </w:p>
     <w:p>
       <w:pPr>

--- a/assets/resume.docx
+++ b/assets/resume.docx
@@ -107,7 +107,7 @@
           <w:sz w:val="20"/>
           <w:szCs w:val="22"/>
         </w:rPr>
-        <w:t>모델을 서비스로 올리는 단계에서 병목을 찾아 지연과 처리량을 개선하는 일을 합니다.</w:t>
+        <w:t>모델을 서비스로 올리는 단계에서 병목을 찾아 지연과 처리량을 개선하는 일에 집중</w:t>
       </w:r>
     </w:p>
     <w:p>
@@ -165,7 +165,7 @@
           <w:sz w:val="20"/>
           <w:szCs w:val="22"/>
         </w:rPr>
-        <w:t xml:space="preserve">• TTS 첫 응답 </w:t>
+        <w:t xml:space="preserve">• TTS 스트리밍 API 첫 응답 </w:t>
       </w:r>
       <w:r>
         <w:rPr>
@@ -1182,7 +1182,7 @@
           <w:sz w:val="20"/>
           <w:szCs w:val="22"/>
         </w:rPr>
-        <w:t>• Latent Diffusion 합성 데이터 (2023.09 ~ 2023.12) — 보안 제약으로 학습 데이터 확보가 어려운 국방 도메인에서 Latent Diffusion으로 전차 이미지 생성 실험 — 웹 수집 전차 이미지 7,586장으로 새 이미지를 만들어 실제 데이터와 상당 부분 유사함을 확인(대체 수준은 아님) — 한국국방기술학회 우수논문상 (2023.11)</w:t>
+        <w:t>• Latent Diffusion 합성 데이터 (2023.09 ~ 2023.12) — 보안 제약으로 학습 데이터 확보가 어려운 국방 도메인에서 Latent Diffusion으로 전차 이미지 생성 실험. 웹 수집 전차 이미지 7,586장으로 새 이미지를 만들어 실제 데이터와 상당 부분 유사함을 확인(대체 수준은 아님). 한국국방기술학회 우수논문상 (2023.11)</w:t>
       </w:r>
       <w:proofErr w:type="spellStart"/>
       <w:proofErr w:type="spellEnd"/>
@@ -1226,7 +1226,7 @@
           <w:sz w:val="20"/>
           <w:szCs w:val="22"/>
         </w:rPr>
-        <w:t>• 3D 시맨틱 세그멘테이션 (2022.08 ~ 2022.12) — LiDAR·카메라 센서 퓨전 Trans-Unet 설계 — 2D MIoU 31.94%(단일 모달 2배). 제1저자 논문 2편(한국자동차공학회), 제1발명자 특허 등록 2건</w:t>
+        <w:t>• 3D 시맨틱 세그멘테이션 (2022.08 ~ 2022.12) — LiDAR·카메라 센서 퓨전 Trans-Unet 설계, 2D MIoU 31.94%(단일 모달 2배). 제1저자 논문 2편(한국자동차공학회), 제1발명자 특허 등록 2건</w:t>
       </w:r>
       <w:proofErr w:type="spellStart"/>
       <w:proofErr w:type="spellEnd"/>
@@ -1634,7 +1634,7 @@
           <w:sz w:val="20"/>
           <w:szCs w:val="22"/>
         </w:rPr>
-        <w:t xml:space="preserve"> — 센서 이상탐지 + LLM 진단 파이프라인. NASA C-MAPSS 4개 셋에서 자명한 대조군과 비교 — 경보 유효율 93.6~98.0%(오탐 0~0.9%), 공식 test 셋 RUL MAE 15.8~23.0사이클. 비용축 선택(경보 없음 대비 90% 절감)과 위험-커버리지 곡선까지 측정</w:t>
+        <w:t xml:space="preserve"> — 센서 이상탐지 + LLM 진단 파이프라인. NASA C-MAPSS 4개 셋에서 자명한 대조군과 비교: 경보 유효율 93.6~98.0%(오탐 0~0.9%), 공식 test 셋 RUL MAE 15.8~23.0사이클. 비용축 선택(경보 없음 대비 90% 절감)과 위험-커버리지 곡선까지 측정</w:t>
       </w:r>
       <w:proofErr w:type="spellStart"/>
       <w:r>
@@ -1702,7 +1702,7 @@
           <w:sz w:val="20"/>
           <w:szCs w:val="22"/>
         </w:rPr>
-        <w:t xml:space="preserve"> — 추론 벤치마크 CLI. Ollama 직렬화 병목 진단·재측정 — TTFT p50 12.4초 → 0.93초</w:t>
+        <w:t xml:space="preserve"> — 추론 벤치마크 CLI. Ollama 직렬화 병목 진단·재측정으로 TTFT p50 12.4초 → 0.93초</w:t>
       </w:r>
       <w:proofErr w:type="spellStart"/>
       <w:r>

--- a/assets/resume.docx
+++ b/assets/resume.docx
@@ -658,7 +658,7 @@
           <w:color w:val="000000"/>
           <w:sz w:val="20"/>
         </w:rPr>
-        <w:t xml:space="preserve"> (혼합 16음성·첫 오디오 p95 ≤1초) — 레버별 몫을 교대 A/B로 분리(temperature 0.9 −37~41% 등), 동시 24 기준 973 → 554ms(−43%), 8시간 소크 45.3만 건 불량 0.02%</w:t>
+        <w:t xml:space="preserve"> (혼합 16음성·첫 오디오 p95 ≤1초) — 레버별 몫을 교대 A/B로 분리(temperature 0.9 −37~41% 등), 동시 24 기준 973 → 554ms(−43%), 8시간 소크 45.3만 건 불량 0.02%. 10월 전체 스윕(후보 13종 기각)에서 한도 56까지 통과로 재확정</w:t>
       </w:r>
     </w:p>
     <w:p>
@@ -717,6 +717,40 @@
           <w:color w:val="000000"/>
           <w:sz w:val="20"/>
         </w:rPr>
+        <w:t>음질 기계음 원인 규명</w:t>
+      </w:r>
+      <w:r>
+        <w:rPr>
+          <w:rFonts w:eastAsia="맑은 고딕" w:ascii="Calibri" w:hAnsi="Calibri" w:cs="Calibri"/>
+          <w:b w:val="0"/>
+          <w:color w:val="000000"/>
+          <w:sz w:val="20"/>
+        </w:rPr>
+        <w:t xml:space="preserve"> — 서버 청취로 9월 "경계 단절 없음" 판정을 철회하고, 보코더 좌문맥 부족(4 &lt; sliding window 72)을 원인으로 지목. 참조 문맥 고정으로 처리량을 지킨 채 좌문맥 12 채택(자동 음질 +0.17, 블라인드 장문 11:1, 최대 동시 처리 동일)</w:t>
+      </w:r>
+    </w:p>
+    <w:p>
+      <w:pPr>
+        <w:keepLines/>
+        <w:spacing w:after="20" w:line="240" w:lineRule="auto"/>
+        <w:ind w:left="200" w:hanging="200"/>
+      </w:pPr>
+      <w:r>
+        <w:rPr>
+          <w:rFonts w:eastAsia="맑은 고딕" w:ascii="Calibri" w:hAnsi="Calibri" w:cs="Calibri"/>
+          <w:b w:val="0"/>
+          <w:color w:val="000000"/>
+          <w:sz w:val="20"/>
+        </w:rPr>
+        <w:t xml:space="preserve">• </w:t>
+      </w:r>
+      <w:r>
+        <w:rPr>
+          <w:rFonts w:eastAsia="맑은 고딕" w:ascii="Calibri" w:hAnsi="Calibri" w:cs="Calibri"/>
+          <w:b/>
+          <w:color w:val="000000"/>
+          <w:sz w:val="20"/>
+        </w:rPr>
         <w:t>메모리 누수 230~258 → +0.03 MiB/h</w:t>
       </w:r>
       <w:r>
@@ -742,7 +776,7 @@
           <w:color w:val="000000"/>
           <w:sz w:val="20"/>
         </w:rPr>
-        <w:t>• 구축: vLLM(GPU)·Supertonic(CPU) 듀얼 엔진 위에 FastAPI 게이트웨이·Redis 캐싱/분산락·React 대시보드 — 문장 단위 WebSocket 스트리밍, Circuit Breaker 폴백, 무중단 롤링 재배포</w:t>
+        <w:t>• 구축: vLLM(GPU) 엔진 위에 FastAPI 게이트웨이·Redis 캐싱/분산락·React 대시보드 — 문장 단위 WebSocket 스트리밍, Circuit Breaker, 무중단 롤링 재배포(초기 CPU 폴백 엔진은 미운영 확정으로 2026.10 제거)</w:t>
       </w:r>
     </w:p>
     <w:p>
@@ -774,7 +808,7 @@
           <w:color w:val="000000"/>
           <w:sz w:val="20"/>
         </w:rPr>
-        <w:t>• 자가 점검·조직 — 도메인 11종을 하루 3회 로테이션 점검하는 에이전트 러너 운영(리포트 89건·HIGH 39), 결함은 실행으로 확증하고 기각 가설 75건까지 기록. 결함 502건 재대조로 수정률 11% 실측(유닛 206 → 511). 90일 커밋 1,256건 1인 작성을 근거로 2인 체제 R&amp;R·인수인계서 작성</w:t>
+        <w:t>• 자가 점검·조직 — 도메인 11종을 하루 3회 로테이션 점검하는 에이전트 러너 운영(리포트 89건·HIGH 39), 결함은 실행으로 확증하고 기각 가설 75건까지 기록. 결함 502건 재대조로 수정률 11%를 실측한 뒤 적대적 검증으로 수정 확정 142건 중 141건 마감(유닛 206 → 511). 90일 커밋 1,256건 1인 작성을 근거로 2인 체제 R&amp;R·인수인계서 작성</w:t>
       </w:r>
     </w:p>
     <w:p>

--- a/assets/resume.docx
+++ b/assets/resume.docx
@@ -125,7 +125,7 @@
           <w:sz w:val="20"/>
           <w:szCs w:val="22"/>
         </w:rPr>
-        <w:t xml:space="preserve">• 엔진 처리량 </w:t>
+        <w:t xml:space="preserve">• 사내 운영 중인 TTS 플랫폼 단독 구축 — 엔진 처리량 </w:t>
       </w:r>
       <w:r>
         <w:rPr>
@@ -147,7 +147,7 @@
           <w:sz w:val="20"/>
           <w:szCs w:val="22"/>
         </w:rPr>
-        <w:t xml:space="preserve"> (0.73 → 3.09 rps) — FP8 양자화·vLLM 0.24 마이그레이션(Code2Wav CUDA-graph 배칭)</w:t>
+        <w:t xml:space="preserve"> (0.73 → 3.09 rps, FP8·vLLM 0.24 이관)</w:t>
       </w:r>
     </w:p>
     <w:p>
@@ -590,7 +590,7 @@
           <w:color w:val="000000"/>
           <w:sz w:val="20"/>
         </w:rPr>
-        <w:t>• 배경: 상담센터용 자사 TTS 솔루션을 신규 구축 — 모델 선정(1.7B → 0.6B)부터 설계·최적화·배포·운영까지 전 구간 단독 수행, 고객사 PoC·시연</w:t>
+        <w:t>• 배경: 상담센터용 자사 TTS 솔루션을 신규 구축 — 모델 선정(1.7B → 0.6B)부터 설계·최적화·배포·운영까지 전 구간 단독 수행, 고객사 PoC·시연을 거쳐 현재 사내 솔루션에 적용돼 운영 중</w:t>
       </w:r>
     </w:p>
     <w:p>

--- a/assets/resume.docx
+++ b/assets/resume.docx
@@ -760,7 +760,41 @@
           <w:color w:val="000000"/>
           <w:sz w:val="20"/>
         </w:rPr>
-        <w:t xml:space="preserve"> — 43시간 롱런의 선형 증가를 원인 6건으로 규명·전부 수정, 운영 70시간 343만 건 실패 0. 주 누수는 증가율이 13배 다른 4개 구성에서도 abort당 36~56 KB로 일정한 불변량으로 특정, vLLM-Omni 이슈 #6352·PR #4349에 검증 데이터 제공</w:t>
+        <w:t xml:space="preserve"> — 43시간 롱런의 선형 증가를 원인 6건(KV 블록 ID 장부·KV 캐시 쓰기 연산 포함)으로 규명·전부 수정, 운영 70시간 343만 건 실패 0. 주 누수는 증가율이 13배 다른 4개 구성에서도 abort당 36~56 KB로 일정한 불변량으로 특정, vLLM-Omni 이슈 #6352·PR #4349에 검증 데이터 제공</w:t>
+      </w:r>
+    </w:p>
+    <w:p>
+      <w:pPr>
+        <w:keepLines/>
+        <w:spacing w:after="20" w:line="240" w:lineRule="auto"/>
+        <w:ind w:left="200" w:hanging="200"/>
+      </w:pPr>
+      <w:r>
+        <w:rPr>
+          <w:rFonts w:eastAsia="맑은 고딕" w:ascii="Calibri" w:hAnsi="Calibri" w:cs="Calibri"/>
+          <w:b w:val="0"/>
+          <w:color w:val="000000"/>
+          <w:sz w:val="20"/>
+        </w:rPr>
+        <w:t xml:space="preserve">• </w:t>
+      </w:r>
+      <w:r>
+        <w:rPr>
+          <w:rFonts w:eastAsia="맑은 고딕" w:ascii="Calibri" w:hAnsi="Calibri" w:cs="Calibri"/>
+          <w:b/>
+          <w:color w:val="000000"/>
+          <w:sz w:val="20"/>
+        </w:rPr>
+        <w:t>KV 캐시</w:t>
+      </w:r>
+      <w:r>
+        <w:rPr>
+          <w:rFonts w:eastAsia="맑은 고딕" w:ascii="Calibri" w:hAnsi="Calibri" w:cs="Calibri"/>
+          <w:b w:val="0"/>
+          <w:color w:val="000000"/>
+          <w:sz w:val="20"/>
+        </w:rPr>
+        <w:t xml:space="preserve"> — 엔진 prefix KV 캐시가 부하 측정을 오염시키던 것(직전 런과 문장 57~64% 겹침, p50 1,250 → 430ms로 과대평가)을 찾아 하네스 수정. prefix 캐싱은 교대 비교로 켜기 유지(끄면 p99 +5%)</w:t>
       </w:r>
     </w:p>
     <w:p>
